--- a/ru/wisdom-stories/ramadan-prayer.docx
+++ b/ru/wisdom-stories/ramadan-prayer.docx
@@ -22,7 +22,7 @@
         <w:spacing w:after="80"/>
       </w:pPr>
       <w:r>
-        <w:t>Благословенного вам Рамадана!</w:t>
+        <w:t>Пусть будет благословен ваш праздник Рамадана!</w:t>
       </w:r>
     </w:p>
     <w:p>
@@ -35,11 +35,9 @@
         <w:rPr>
           <w:b/>
         </w:rPr>
-        <w:t>Мораль:</w:t>
+        <w:t>Мораль: Искренняя молитва наполняет сердце надеждой и милосердием. Желание благословения, исцеления и прощения приближает человека к Творцу.</w:t>
       </w:r>
-      <w:r>
-        <w:t xml:space="preserve"> Искренняя молитва наполняет сердце надеждой и милосердием. Желание благословения, исцеления и прощения приближает человека к Творцу.</w:t>
-      </w:r>
+      <w:r/>
     </w:p>
     <w:p>
       <w:pPr>
@@ -50,7 +48,7 @@
           <w:i/>
           <w:sz w:val="18"/>
         </w:rPr>
-        <w:t>«История взята из открытых источников Интернета.»</w:t>
+        <w:t>Рассказы взяты из открытых интернет-источников, а иллюстрации созданы с помощью ИИ.</w:t>
       </w:r>
     </w:p>
     <w:sectPr>

--- a/ru/wisdom-stories/ramadan-prayer.docx
+++ b/ru/wisdom-stories/ramadan-prayer.docx
@@ -14,7 +14,7 @@
           <w:bCs/>
           <w:lang/>
         </w:rPr>
-        <w:t>Молитва Рамазана</w:t>
+        <w:t>Молитва в Рамадан</w:t>
       </w:r>
     </w:p>
     <w:p>
